--- a/nexasoft_incidencias/docs/Bitacora_Diaria_3.docx
+++ b/nexasoft_incidencias/docs/Bitacora_Diaria_3.docx
@@ -635,7 +635,7 @@
               <w:rPr>
                 <w:sz w:val="17"/>
               </w:rPr>
-              <w:t xml:space="preserve">Commit 5425670.</w:t>
+              <w:t xml:space="preserve">Incluido en el commit ff8bebc.</w:t>
             </w:r>
           </w:p>
         </w:tc>
@@ -710,7 +710,7 @@
               <w:rPr>
                 <w:sz w:val="17"/>
               </w:rPr>
-              <w:t xml:space="preserve">Commit 1a96482.</w:t>
+              <w:t xml:space="preserve">Incluido en el commit ff8bebc.</w:t>
             </w:r>
           </w:p>
         </w:tc>
@@ -785,7 +785,7 @@
               <w:rPr>
                 <w:sz w:val="17"/>
               </w:rPr>
-              <w:t xml:space="preserve">Commit 12c3642.</w:t>
+              <w:t xml:space="preserve">Incluido en el commit ff8bebc.</w:t>
             </w:r>
           </w:p>
         </w:tc>
@@ -860,7 +860,7 @@
               <w:rPr>
                 <w:sz w:val="17"/>
               </w:rPr>
-              <w:t xml:space="preserve">Commit d84f3d3. 23/23 pruebas pasan; flutter analyze sin avisos nuevos; flutter build web compila.</w:t>
+              <w:t xml:space="preserve">Incluido en el commit ff8bebc. 23/23 pruebas pasan; flutter analyze sin avisos nuevos; flutter build web compila.</w:t>
             </w:r>
           </w:p>
         </w:tc>
@@ -1010,7 +1010,7 @@
               <w:rPr>
                 <w:sz w:val="17"/>
               </w:rPr>
-              <w:t xml:space="preserve">Commit 9118769.</w:t>
+              <w:t xml:space="preserve">Incluido en el commit ff8bebc.</w:t>
             </w:r>
           </w:p>
         </w:tc>
@@ -1884,7 +1884,7 @@
               <w:rPr>
                 <w:sz w:val="17"/>
               </w:rPr>
-              <w:t>5425670</w:t>
+              <w:t xml:space="preserve">ff8bebc</w:t>
             </w:r>
           </w:p>
           <w:p>
@@ -1970,7 +1970,7 @@
               <w:rPr>
                 <w:sz w:val="17"/>
               </w:rPr>
-              <w:t>1a96482</w:t>
+              <w:t xml:space="preserve">ff8bebc</w:t>
             </w:r>
           </w:p>
           <w:p>
@@ -2056,7 +2056,7 @@
               <w:rPr>
                 <w:sz w:val="17"/>
               </w:rPr>
-              <w:t>12c3642</w:t>
+              <w:t xml:space="preserve">ff8bebc</w:t>
             </w:r>
           </w:p>
           <w:p>
@@ -2142,7 +2142,7 @@
               <w:rPr>
                 <w:sz w:val="17"/>
               </w:rPr>
-              <w:t>d84f3d3</w:t>
+              <w:t xml:space="preserve">ff8bebc</w:t>
             </w:r>
           </w:p>
           <w:p>
@@ -2228,7 +2228,7 @@
               <w:rPr>
                 <w:sz w:val="17"/>
               </w:rPr>
-              <w:t>9118769</w:t>
+              <w:t xml:space="preserve">ff8bebc</w:t>
             </w:r>
           </w:p>
           <w:p>
